--- a/Documentaçãointroducao.docx
+++ b/Documentaçãointroducao.docx
@@ -2484,446 +2484,444 @@
         <w:lastRenderedPageBreak/>
         <w:t>1 INTRODUÇÃO</w:t>
       </w:r>
-      <w:bookmarkStart w:id="1" w:name="_GoBack"/>
       <w:bookmarkEnd w:id="0"/>
+    </w:p>
+    <w:p>
+      <w:pPr>
+        <w:spacing w:after="0" w:line="360" w:lineRule="auto"/>
+        <w:ind w:firstLine="709"/>
+        <w:jc w:val="both"/>
+        <w:rPr>
+          <w:rFonts w:ascii="Times New Roman" w:hAnsi="Times New Roman" w:cs="Times New Roman"/>
+          <w:sz w:val="24"/>
+          <w:szCs w:val="24"/>
+        </w:rPr>
+      </w:pPr>
+      <w:r>
+        <w:rPr>
+          <w:rFonts w:ascii="Times New Roman" w:hAnsi="Times New Roman" w:cs="Times New Roman"/>
+          <w:sz w:val="24"/>
+          <w:szCs w:val="24"/>
+        </w:rPr>
+        <w:t xml:space="preserve">A tecnologia vem transformando todas as áreas da sociedade, avanços tecnológicos transformam profundamente nosso cotidiano, seja na comunicação, entretenimento e até mesmo compras online, porém </w:t>
+      </w:r>
+      <w:r>
+        <w:rPr>
+          <w:rFonts w:ascii="Times New Roman" w:hAnsi="Times New Roman" w:cs="Times New Roman"/>
+          <w:sz w:val="24"/>
+          <w:szCs w:val="24"/>
+        </w:rPr>
+        <w:t>nem todas as áreas da internet são seguras e confiáveis, existem diversas formas de golpes sendo aplicados principalmente no campo de compras na web</w:t>
+      </w:r>
+      <w:r>
+        <w:rPr>
+          <w:rFonts w:ascii="Times New Roman" w:hAnsi="Times New Roman" w:cs="Times New Roman"/>
+          <w:sz w:val="24"/>
+          <w:szCs w:val="24"/>
+        </w:rPr>
+        <w:t xml:space="preserve">. </w:t>
+      </w:r>
+      <w:r>
+        <w:rPr>
+          <w:rFonts w:ascii="Times New Roman" w:hAnsi="Times New Roman" w:cs="Times New Roman"/>
+          <w:sz w:val="24"/>
+          <w:szCs w:val="24"/>
+        </w:rPr>
+        <w:t xml:space="preserve">De acordo com Albert Einstein, grande cientista e físico alemão já reconhecia o quão influente a tecnologia é na sociedade, por isso segundo </w:t>
+      </w:r>
+      <w:r>
+        <w:rPr>
+          <w:rFonts w:ascii="Times New Roman" w:hAnsi="Times New Roman" w:cs="Times New Roman"/>
+          <w:sz w:val="24"/>
+          <w:szCs w:val="24"/>
+        </w:rPr>
+        <w:t>ele se</w:t>
+      </w:r>
+      <w:r>
+        <w:rPr>
+          <w:rFonts w:ascii="Times New Roman" w:hAnsi="Times New Roman" w:cs="Times New Roman"/>
+          <w:sz w:val="24"/>
+          <w:szCs w:val="24"/>
+        </w:rPr>
+        <w:t xml:space="preserve"> tornou aparentemente óbvio que a nossa tecnologia excedeu a nossa humanidade.</w:t>
+      </w:r>
+    </w:p>
+    <w:p>
+      <w:pPr>
+        <w:spacing w:after="0" w:line="360" w:lineRule="auto"/>
+        <w:ind w:firstLine="709"/>
+        <w:jc w:val="both"/>
+        <w:rPr>
+          <w:rFonts w:ascii="Times New Roman" w:hAnsi="Times New Roman" w:cs="Times New Roman"/>
+          <w:sz w:val="24"/>
+          <w:szCs w:val="24"/>
+        </w:rPr>
+      </w:pPr>
+      <w:r>
+        <w:rPr>
+          <w:rFonts w:ascii="Times New Roman" w:hAnsi="Times New Roman" w:cs="Times New Roman"/>
+          <w:sz w:val="24"/>
+          <w:szCs w:val="24"/>
+        </w:rPr>
+        <w:t xml:space="preserve">Diante dessa situação, o intuito desse projeto é </w:t>
+      </w:r>
+      <w:r>
+        <w:rPr>
+          <w:rFonts w:ascii="Times New Roman" w:hAnsi="Times New Roman" w:cs="Times New Roman"/>
+          <w:sz w:val="24"/>
+          <w:szCs w:val="24"/>
+        </w:rPr>
+        <w:t>criar um site confiável, de fácil acesso, interface interativa que não propõe riscos nem golpes para seus clientes, mas garante compras de produtos de pet- shop de qualidade, entregas rápidas e confiáveis, garantindo bons retornos aos consumidores de seu produto</w:t>
+      </w:r>
+      <w:r>
+        <w:rPr>
+          <w:rFonts w:ascii="Times New Roman" w:hAnsi="Times New Roman" w:cs="Times New Roman"/>
+          <w:sz w:val="24"/>
+          <w:szCs w:val="24"/>
+        </w:rPr>
+        <w:t xml:space="preserve">. </w:t>
+      </w:r>
+    </w:p>
+    <w:p>
+      <w:pPr>
+        <w:spacing w:after="0" w:line="360" w:lineRule="auto"/>
+        <w:ind w:firstLine="709"/>
+        <w:jc w:val="both"/>
+        <w:rPr>
+          <w:rFonts w:ascii="Times New Roman" w:hAnsi="Times New Roman" w:cs="Times New Roman"/>
+          <w:sz w:val="24"/>
+          <w:szCs w:val="24"/>
+        </w:rPr>
+      </w:pPr>
+      <w:r>
+        <w:rPr>
+          <w:rFonts w:ascii="Times New Roman" w:hAnsi="Times New Roman" w:cs="Times New Roman"/>
+          <w:sz w:val="24"/>
+          <w:szCs w:val="24"/>
+        </w:rPr>
+        <w:t xml:space="preserve">O site possui </w:t>
+      </w:r>
+      <w:r>
+        <w:rPr>
+          <w:rFonts w:ascii="Times New Roman" w:hAnsi="Times New Roman" w:cs="Times New Roman"/>
+          <w:sz w:val="24"/>
+          <w:szCs w:val="24"/>
+        </w:rPr>
+        <w:t>como público-alvo, pessoas que possuem animais domésticos e buscam sempre a melhor qualidade para o seu pet</w:t>
+      </w:r>
+      <w:r>
+        <w:rPr>
+          <w:rFonts w:ascii="Times New Roman" w:hAnsi="Times New Roman" w:cs="Times New Roman"/>
+          <w:sz w:val="24"/>
+          <w:szCs w:val="24"/>
+        </w:rPr>
+        <w:t>, parceiros comerciais e visitantes interessados nos produtos</w:t>
+      </w:r>
+      <w:r>
+        <w:rPr>
+          <w:rFonts w:ascii="Times New Roman" w:hAnsi="Times New Roman" w:cs="Times New Roman"/>
+          <w:sz w:val="24"/>
+          <w:szCs w:val="24"/>
+        </w:rPr>
+        <w:t xml:space="preserve"> oferecidos.</w:t>
+      </w:r>
+      <w:r>
+        <w:rPr>
+          <w:rFonts w:ascii="Times New Roman" w:hAnsi="Times New Roman" w:cs="Times New Roman"/>
+          <w:sz w:val="24"/>
+          <w:szCs w:val="24"/>
+        </w:rPr>
+        <w:t xml:space="preserve"> </w:t>
+      </w:r>
+      <w:r>
+        <w:rPr>
+          <w:rFonts w:ascii="Times New Roman" w:hAnsi="Times New Roman" w:cs="Times New Roman"/>
+          <w:sz w:val="24"/>
+          <w:szCs w:val="24"/>
+        </w:rPr>
+        <w:t>Transmitindo e sempre ressaltando o profissionalismo e a confiança.</w:t>
+      </w:r>
+    </w:p>
+    <w:p>
+      <w:pPr>
+        <w:spacing w:after="0" w:line="360" w:lineRule="auto"/>
+        <w:ind w:firstLine="709"/>
+        <w:jc w:val="both"/>
+        <w:rPr>
+          <w:rFonts w:ascii="Times New Roman" w:hAnsi="Times New Roman" w:cs="Times New Roman"/>
+          <w:sz w:val="24"/>
+          <w:szCs w:val="24"/>
+        </w:rPr>
+      </w:pPr>
+      <w:r>
+        <w:rPr>
+          <w:rFonts w:ascii="Times New Roman" w:hAnsi="Times New Roman" w:cs="Times New Roman"/>
+          <w:sz w:val="24"/>
+          <w:szCs w:val="24"/>
+        </w:rPr>
+        <w:t xml:space="preserve">O projeto </w:t>
+      </w:r>
+      <w:r>
+        <w:rPr>
+          <w:rFonts w:ascii="Times New Roman" w:hAnsi="Times New Roman" w:cs="Times New Roman"/>
+          <w:sz w:val="24"/>
+          <w:szCs w:val="24"/>
+        </w:rPr>
+        <w:t>utiliza</w:t>
+      </w:r>
+      <w:r>
+        <w:rPr>
+          <w:rFonts w:ascii="Times New Roman" w:hAnsi="Times New Roman" w:cs="Times New Roman"/>
+          <w:sz w:val="24"/>
+          <w:szCs w:val="24"/>
+        </w:rPr>
+        <w:t xml:space="preserve"> as linguagens de programação HTML5 e CSS3</w:t>
+      </w:r>
+      <w:r>
+        <w:rPr>
+          <w:rFonts w:ascii="Times New Roman" w:hAnsi="Times New Roman" w:cs="Times New Roman"/>
+          <w:sz w:val="24"/>
+          <w:szCs w:val="24"/>
+        </w:rPr>
+        <w:t>, a hospedagem de dados será realizada no GIT, distribuição de tarefas realizada através da plataforma Trello, para garantir entregas no prazo garantindo maior organização do projeto.</w:t>
+      </w:r>
+    </w:p>
+    <w:p>
+      <w:pPr>
+        <w:spacing w:after="0" w:line="360" w:lineRule="auto"/>
+        <w:ind w:firstLine="709"/>
+        <w:jc w:val="both"/>
+        <w:rPr>
+          <w:rFonts w:ascii="Times New Roman" w:hAnsi="Times New Roman" w:cs="Times New Roman"/>
+          <w:sz w:val="24"/>
+          <w:szCs w:val="24"/>
+        </w:rPr>
+      </w:pPr>
+      <w:r>
+        <w:rPr>
+          <w:rFonts w:ascii="Times New Roman" w:hAnsi="Times New Roman" w:cs="Times New Roman"/>
+          <w:sz w:val="24"/>
+          <w:szCs w:val="24"/>
+        </w:rPr>
+        <w:t xml:space="preserve">Dessa forma, garantimos uma experiência positiva ao usuário, alinhada com design de alta qualidade, de um site bem posicionado, acessível </w:t>
+      </w:r>
+      <w:r>
+        <w:rPr>
+          <w:rFonts w:ascii="Times New Roman" w:hAnsi="Times New Roman" w:cs="Times New Roman"/>
+          <w:sz w:val="24"/>
+          <w:szCs w:val="24"/>
+        </w:rPr>
+        <w:t>e comunicativo.</w:t>
+      </w:r>
+    </w:p>
+    <w:p>
+      <w:pPr>
+        <w:spacing w:after="0" w:line="360" w:lineRule="auto"/>
+        <w:jc w:val="both"/>
+        <w:rPr>
+          <w:rFonts w:ascii="Times New Roman" w:hAnsi="Times New Roman" w:cs="Times New Roman"/>
+          <w:b/>
+          <w:sz w:val="24"/>
+          <w:szCs w:val="24"/>
+        </w:rPr>
+      </w:pPr>
+    </w:p>
+    <w:p>
+      <w:pPr>
+        <w:spacing w:after="0" w:line="360" w:lineRule="auto"/>
+        <w:jc w:val="both"/>
+        <w:rPr>
+          <w:rFonts w:ascii="Times New Roman" w:hAnsi="Times New Roman" w:cs="Times New Roman"/>
+          <w:b/>
+          <w:sz w:val="24"/>
+          <w:szCs w:val="24"/>
+        </w:rPr>
+      </w:pPr>
+    </w:p>
+    <w:p>
+      <w:pPr>
+        <w:spacing w:after="0" w:line="360" w:lineRule="auto"/>
+        <w:jc w:val="both"/>
+        <w:rPr>
+          <w:rFonts w:ascii="Times New Roman" w:hAnsi="Times New Roman" w:cs="Times New Roman"/>
+          <w:b/>
+          <w:sz w:val="24"/>
+          <w:szCs w:val="24"/>
+        </w:rPr>
+      </w:pPr>
+    </w:p>
+    <w:p>
+      <w:pPr>
+        <w:spacing w:after="0" w:line="360" w:lineRule="auto"/>
+        <w:jc w:val="both"/>
+        <w:rPr>
+          <w:rFonts w:ascii="Times New Roman" w:hAnsi="Times New Roman" w:cs="Times New Roman"/>
+          <w:b/>
+          <w:sz w:val="24"/>
+          <w:szCs w:val="24"/>
+        </w:rPr>
+      </w:pPr>
+    </w:p>
+    <w:p>
+      <w:pPr>
+        <w:spacing w:after="0" w:line="360" w:lineRule="auto"/>
+        <w:jc w:val="both"/>
+        <w:rPr>
+          <w:rFonts w:ascii="Times New Roman" w:hAnsi="Times New Roman" w:cs="Times New Roman"/>
+          <w:b/>
+          <w:sz w:val="24"/>
+          <w:szCs w:val="24"/>
+        </w:rPr>
+      </w:pPr>
+    </w:p>
+    <w:p>
+      <w:pPr>
+        <w:spacing w:after="0" w:line="360" w:lineRule="auto"/>
+        <w:jc w:val="both"/>
+        <w:rPr>
+          <w:rFonts w:ascii="Times New Roman" w:hAnsi="Times New Roman" w:cs="Times New Roman"/>
+          <w:b/>
+          <w:sz w:val="24"/>
+          <w:szCs w:val="24"/>
+        </w:rPr>
+      </w:pPr>
+    </w:p>
+    <w:p>
+      <w:pPr>
+        <w:spacing w:after="0" w:line="360" w:lineRule="auto"/>
+        <w:jc w:val="both"/>
+        <w:rPr>
+          <w:rFonts w:ascii="Times New Roman" w:hAnsi="Times New Roman" w:cs="Times New Roman"/>
+          <w:b/>
+          <w:sz w:val="24"/>
+          <w:szCs w:val="24"/>
+        </w:rPr>
+      </w:pPr>
+    </w:p>
+    <w:p>
+      <w:pPr>
+        <w:spacing w:after="0" w:line="360" w:lineRule="auto"/>
+        <w:jc w:val="both"/>
+        <w:rPr>
+          <w:rFonts w:ascii="Times New Roman" w:hAnsi="Times New Roman" w:cs="Times New Roman"/>
+          <w:b/>
+          <w:sz w:val="24"/>
+          <w:szCs w:val="24"/>
+        </w:rPr>
+      </w:pPr>
+    </w:p>
+    <w:p>
+      <w:pPr>
+        <w:spacing w:after="0" w:line="360" w:lineRule="auto"/>
+        <w:jc w:val="both"/>
+        <w:rPr>
+          <w:rFonts w:ascii="Times New Roman" w:hAnsi="Times New Roman" w:cs="Times New Roman"/>
+          <w:b/>
+          <w:sz w:val="24"/>
+          <w:szCs w:val="24"/>
+        </w:rPr>
+      </w:pPr>
+    </w:p>
+    <w:p>
+      <w:pPr>
+        <w:spacing w:after="0" w:line="360" w:lineRule="auto"/>
+        <w:jc w:val="both"/>
+        <w:rPr>
+          <w:rFonts w:ascii="Times New Roman" w:hAnsi="Times New Roman" w:cs="Times New Roman"/>
+          <w:b/>
+          <w:sz w:val="24"/>
+          <w:szCs w:val="24"/>
+        </w:rPr>
+      </w:pPr>
+    </w:p>
+    <w:p>
+      <w:pPr>
+        <w:spacing w:after="0" w:line="360" w:lineRule="auto"/>
+        <w:jc w:val="both"/>
+        <w:rPr>
+          <w:rFonts w:ascii="Times New Roman" w:hAnsi="Times New Roman" w:cs="Times New Roman"/>
+          <w:b/>
+          <w:sz w:val="24"/>
+          <w:szCs w:val="24"/>
+        </w:rPr>
+      </w:pPr>
+    </w:p>
+    <w:p>
+      <w:pPr>
+        <w:spacing w:after="0" w:line="360" w:lineRule="auto"/>
+        <w:jc w:val="both"/>
+        <w:rPr>
+          <w:rFonts w:ascii="Times New Roman" w:hAnsi="Times New Roman" w:cs="Times New Roman"/>
+          <w:b/>
+          <w:sz w:val="24"/>
+          <w:szCs w:val="24"/>
+        </w:rPr>
+      </w:pPr>
+    </w:p>
+    <w:p>
+      <w:pPr>
+        <w:spacing w:after="0" w:line="360" w:lineRule="auto"/>
+        <w:jc w:val="both"/>
+        <w:rPr>
+          <w:rFonts w:ascii="Times New Roman" w:hAnsi="Times New Roman" w:cs="Times New Roman"/>
+          <w:b/>
+          <w:sz w:val="24"/>
+          <w:szCs w:val="24"/>
+        </w:rPr>
+      </w:pPr>
+    </w:p>
+    <w:p>
+      <w:pPr>
+        <w:spacing w:after="0" w:line="360" w:lineRule="auto"/>
+        <w:outlineLvl w:val="0"/>
+        <w:rPr>
+          <w:rFonts w:ascii="Times New Roman" w:hAnsi="Times New Roman" w:cs="Times New Roman"/>
+          <w:b/>
+          <w:sz w:val="24"/>
+          <w:szCs w:val="24"/>
+        </w:rPr>
+      </w:pPr>
+    </w:p>
+    <w:p>
+      <w:pPr>
+        <w:spacing w:after="0" w:line="360" w:lineRule="auto"/>
+        <w:outlineLvl w:val="0"/>
+        <w:rPr>
+          <w:rFonts w:ascii="Times New Roman" w:hAnsi="Times New Roman" w:cs="Times New Roman"/>
+          <w:b/>
+          <w:sz w:val="24"/>
+          <w:szCs w:val="24"/>
+        </w:rPr>
+      </w:pPr>
+      <w:bookmarkStart w:id="1" w:name="_Toc205989569"/>
+      <w:r>
+        <w:rPr>
+          <w:rFonts w:ascii="Times New Roman" w:hAnsi="Times New Roman" w:cs="Times New Roman"/>
+          <w:b/>
+          <w:sz w:val="24"/>
+          <w:szCs w:val="24"/>
+        </w:rPr>
+        <w:t xml:space="preserve">2 </w:t>
+      </w:r>
+      <w:r>
+        <w:rPr>
+          <w:rFonts w:ascii="Times New Roman" w:hAnsi="Times New Roman" w:cs="Times New Roman"/>
+          <w:b/>
+          <w:sz w:val="24"/>
+          <w:szCs w:val="24"/>
+        </w:rPr>
+        <w:t>D</w:t>
+      </w:r>
+      <w:r>
+        <w:rPr>
+          <w:rFonts w:ascii="Times New Roman" w:hAnsi="Times New Roman" w:cs="Times New Roman"/>
+          <w:b/>
+          <w:sz w:val="24"/>
+          <w:szCs w:val="24"/>
+        </w:rPr>
+        <w:t>ESENVOLVIMENTO</w:t>
+      </w:r>
       <w:bookmarkEnd w:id="1"/>
-    </w:p>
-    <w:p>
-      <w:pPr>
-        <w:spacing w:after="0" w:line="360" w:lineRule="auto"/>
-        <w:ind w:firstLine="709"/>
-        <w:jc w:val="both"/>
-        <w:rPr>
-          <w:rFonts w:ascii="Times New Roman" w:hAnsi="Times New Roman" w:cs="Times New Roman"/>
-          <w:sz w:val="24"/>
-          <w:szCs w:val="24"/>
-        </w:rPr>
-      </w:pPr>
-      <w:r>
-        <w:rPr>
-          <w:rFonts w:ascii="Times New Roman" w:hAnsi="Times New Roman" w:cs="Times New Roman"/>
-          <w:sz w:val="24"/>
-          <w:szCs w:val="24"/>
-        </w:rPr>
-        <w:t xml:space="preserve">A tecnologia vem transformando todas as áreas da sociedade, avanços tecnológicos transformam profundamente nosso cotidiano, seja na comunicação, entretenimento e até mesmo compras online, porém </w:t>
-      </w:r>
-      <w:r>
-        <w:rPr>
-          <w:rFonts w:ascii="Times New Roman" w:hAnsi="Times New Roman" w:cs="Times New Roman"/>
-          <w:sz w:val="24"/>
-          <w:szCs w:val="24"/>
-        </w:rPr>
-        <w:t>nem todas as áreas da internet são seguras e confiáveis, existem diversas formas de golpes sendo aplicados principalmente no campo de compras na web</w:t>
-      </w:r>
-      <w:r>
-        <w:rPr>
-          <w:rFonts w:ascii="Times New Roman" w:hAnsi="Times New Roman" w:cs="Times New Roman"/>
-          <w:sz w:val="24"/>
-          <w:szCs w:val="24"/>
-        </w:rPr>
-        <w:t xml:space="preserve">. </w:t>
-      </w:r>
-      <w:r>
-        <w:rPr>
-          <w:rFonts w:ascii="Times New Roman" w:hAnsi="Times New Roman" w:cs="Times New Roman"/>
-          <w:sz w:val="24"/>
-          <w:szCs w:val="24"/>
-        </w:rPr>
-        <w:t xml:space="preserve">De acordo com Albert Einstein, grande cientista e físico alemão já reconhecia o quão influente a tecnologia é na sociedade, por isso segundo </w:t>
-      </w:r>
-      <w:r>
-        <w:rPr>
-          <w:rFonts w:ascii="Times New Roman" w:hAnsi="Times New Roman" w:cs="Times New Roman"/>
-          <w:sz w:val="24"/>
-          <w:szCs w:val="24"/>
-        </w:rPr>
-        <w:t>ele se</w:t>
-      </w:r>
-      <w:r>
-        <w:rPr>
-          <w:rFonts w:ascii="Times New Roman" w:hAnsi="Times New Roman" w:cs="Times New Roman"/>
-          <w:sz w:val="24"/>
-          <w:szCs w:val="24"/>
-        </w:rPr>
-        <w:t xml:space="preserve"> tornou aparentemente óbvio que a nossa tecnologia excedeu a nossa humanidade.</w:t>
-      </w:r>
-    </w:p>
-    <w:p>
-      <w:pPr>
-        <w:spacing w:after="0" w:line="360" w:lineRule="auto"/>
-        <w:ind w:firstLine="709"/>
-        <w:jc w:val="both"/>
-        <w:rPr>
-          <w:rFonts w:ascii="Times New Roman" w:hAnsi="Times New Roman" w:cs="Times New Roman"/>
-          <w:sz w:val="24"/>
-          <w:szCs w:val="24"/>
-        </w:rPr>
-      </w:pPr>
-      <w:r>
-        <w:rPr>
-          <w:rFonts w:ascii="Times New Roman" w:hAnsi="Times New Roman" w:cs="Times New Roman"/>
-          <w:sz w:val="24"/>
-          <w:szCs w:val="24"/>
-        </w:rPr>
-        <w:t xml:space="preserve">Diante dessa situação, o intuito desse projeto é </w:t>
-      </w:r>
-      <w:r>
-        <w:rPr>
-          <w:rFonts w:ascii="Times New Roman" w:hAnsi="Times New Roman" w:cs="Times New Roman"/>
-          <w:sz w:val="24"/>
-          <w:szCs w:val="24"/>
-        </w:rPr>
-        <w:t>criar um site confiável, de fácil acesso, interface interativa que não propõe riscos nem golpes para seus clientes, mas garante compras de produtos de pet- shop de qualidade, entregas rápidas e confiáveis, garantindo bons retornos aos consumidores de seu produto</w:t>
-      </w:r>
-      <w:r>
-        <w:rPr>
-          <w:rFonts w:ascii="Times New Roman" w:hAnsi="Times New Roman" w:cs="Times New Roman"/>
-          <w:sz w:val="24"/>
-          <w:szCs w:val="24"/>
-        </w:rPr>
-        <w:t xml:space="preserve">. </w:t>
-      </w:r>
-    </w:p>
-    <w:p>
-      <w:pPr>
-        <w:spacing w:after="0" w:line="360" w:lineRule="auto"/>
-        <w:ind w:firstLine="709"/>
-        <w:jc w:val="both"/>
-        <w:rPr>
-          <w:rFonts w:ascii="Times New Roman" w:hAnsi="Times New Roman" w:cs="Times New Roman"/>
-          <w:sz w:val="24"/>
-          <w:szCs w:val="24"/>
-        </w:rPr>
-      </w:pPr>
-      <w:r>
-        <w:rPr>
-          <w:rFonts w:ascii="Times New Roman" w:hAnsi="Times New Roman" w:cs="Times New Roman"/>
-          <w:sz w:val="24"/>
-          <w:szCs w:val="24"/>
-        </w:rPr>
-        <w:t xml:space="preserve">O site possui </w:t>
-      </w:r>
-      <w:r>
-        <w:rPr>
-          <w:rFonts w:ascii="Times New Roman" w:hAnsi="Times New Roman" w:cs="Times New Roman"/>
-          <w:sz w:val="24"/>
-          <w:szCs w:val="24"/>
-        </w:rPr>
-        <w:t>como público-alvo, pessoas que possuem animais domésticos e buscam sempre a melhor qualidade para o seu pet</w:t>
-      </w:r>
-      <w:r>
-        <w:rPr>
-          <w:rFonts w:ascii="Times New Roman" w:hAnsi="Times New Roman" w:cs="Times New Roman"/>
-          <w:sz w:val="24"/>
-          <w:szCs w:val="24"/>
-        </w:rPr>
-        <w:t>, parceiros comerciais e visitantes interessados nos produtos</w:t>
-      </w:r>
-      <w:r>
-        <w:rPr>
-          <w:rFonts w:ascii="Times New Roman" w:hAnsi="Times New Roman" w:cs="Times New Roman"/>
-          <w:sz w:val="24"/>
-          <w:szCs w:val="24"/>
-        </w:rPr>
-        <w:t xml:space="preserve"> oferecidos.</w:t>
-      </w:r>
-      <w:r>
-        <w:rPr>
-          <w:rFonts w:ascii="Times New Roman" w:hAnsi="Times New Roman" w:cs="Times New Roman"/>
-          <w:sz w:val="24"/>
-          <w:szCs w:val="24"/>
-        </w:rPr>
-        <w:t xml:space="preserve"> </w:t>
-      </w:r>
-      <w:r>
-        <w:rPr>
-          <w:rFonts w:ascii="Times New Roman" w:hAnsi="Times New Roman" w:cs="Times New Roman"/>
-          <w:sz w:val="24"/>
-          <w:szCs w:val="24"/>
-        </w:rPr>
-        <w:t>Transmitindo e sempre ressaltando o profissionalismo e a confiança.</w:t>
-      </w:r>
-    </w:p>
-    <w:p>
-      <w:pPr>
-        <w:spacing w:after="0" w:line="360" w:lineRule="auto"/>
-        <w:ind w:firstLine="709"/>
-        <w:jc w:val="both"/>
-        <w:rPr>
-          <w:rFonts w:ascii="Times New Roman" w:hAnsi="Times New Roman" w:cs="Times New Roman"/>
-          <w:sz w:val="24"/>
-          <w:szCs w:val="24"/>
-        </w:rPr>
-      </w:pPr>
-      <w:r>
-        <w:rPr>
-          <w:rFonts w:ascii="Times New Roman" w:hAnsi="Times New Roman" w:cs="Times New Roman"/>
-          <w:sz w:val="24"/>
-          <w:szCs w:val="24"/>
-        </w:rPr>
-        <w:t xml:space="preserve">O projeto </w:t>
-      </w:r>
-      <w:r>
-        <w:rPr>
-          <w:rFonts w:ascii="Times New Roman" w:hAnsi="Times New Roman" w:cs="Times New Roman"/>
-          <w:sz w:val="24"/>
-          <w:szCs w:val="24"/>
-        </w:rPr>
-        <w:t>utiliza</w:t>
-      </w:r>
-      <w:r>
-        <w:rPr>
-          <w:rFonts w:ascii="Times New Roman" w:hAnsi="Times New Roman" w:cs="Times New Roman"/>
-          <w:sz w:val="24"/>
-          <w:szCs w:val="24"/>
-        </w:rPr>
-        <w:t xml:space="preserve"> as linguagens de programação HTML5 e CSS3</w:t>
-      </w:r>
-      <w:r>
-        <w:rPr>
-          <w:rFonts w:ascii="Times New Roman" w:hAnsi="Times New Roman" w:cs="Times New Roman"/>
-          <w:sz w:val="24"/>
-          <w:szCs w:val="24"/>
-        </w:rPr>
-        <w:t>, a hospedagem de dados será realizada no GIT, distribuição de tarefas realizada através da plataforma Trello, para garantir entregas no prazo garantindo maior organização do projeto.</w:t>
-      </w:r>
-    </w:p>
-    <w:p>
-      <w:pPr>
-        <w:spacing w:after="0" w:line="360" w:lineRule="auto"/>
-        <w:ind w:firstLine="709"/>
-        <w:jc w:val="both"/>
-        <w:rPr>
-          <w:rFonts w:ascii="Times New Roman" w:hAnsi="Times New Roman" w:cs="Times New Roman"/>
-          <w:sz w:val="24"/>
-          <w:szCs w:val="24"/>
-        </w:rPr>
-      </w:pPr>
-      <w:r>
-        <w:rPr>
-          <w:rFonts w:ascii="Times New Roman" w:hAnsi="Times New Roman" w:cs="Times New Roman"/>
-          <w:sz w:val="24"/>
-          <w:szCs w:val="24"/>
-        </w:rPr>
-        <w:t xml:space="preserve">Dessa forma, garantimos uma experiência positiva ao usuário, alinhada com design de alta qualidade, de um site bem posicionado, acessível </w:t>
-      </w:r>
-      <w:r>
-        <w:rPr>
-          <w:rFonts w:ascii="Times New Roman" w:hAnsi="Times New Roman" w:cs="Times New Roman"/>
-          <w:sz w:val="24"/>
-          <w:szCs w:val="24"/>
-        </w:rPr>
-        <w:t>e comunicativo.</w:t>
-      </w:r>
-    </w:p>
-    <w:p>
-      <w:pPr>
-        <w:spacing w:after="0" w:line="360" w:lineRule="auto"/>
-        <w:jc w:val="both"/>
-        <w:rPr>
-          <w:rFonts w:ascii="Times New Roman" w:hAnsi="Times New Roman" w:cs="Times New Roman"/>
-          <w:b/>
-          <w:sz w:val="24"/>
-          <w:szCs w:val="24"/>
-        </w:rPr>
-      </w:pPr>
-    </w:p>
-    <w:p>
-      <w:pPr>
-        <w:spacing w:after="0" w:line="360" w:lineRule="auto"/>
-        <w:jc w:val="both"/>
-        <w:rPr>
-          <w:rFonts w:ascii="Times New Roman" w:hAnsi="Times New Roman" w:cs="Times New Roman"/>
-          <w:b/>
-          <w:sz w:val="24"/>
-          <w:szCs w:val="24"/>
-        </w:rPr>
-      </w:pPr>
-    </w:p>
-    <w:p>
-      <w:pPr>
-        <w:spacing w:after="0" w:line="360" w:lineRule="auto"/>
-        <w:jc w:val="both"/>
-        <w:rPr>
-          <w:rFonts w:ascii="Times New Roman" w:hAnsi="Times New Roman" w:cs="Times New Roman"/>
-          <w:b/>
-          <w:sz w:val="24"/>
-          <w:szCs w:val="24"/>
-        </w:rPr>
-      </w:pPr>
-    </w:p>
-    <w:p>
-      <w:pPr>
-        <w:spacing w:after="0" w:line="360" w:lineRule="auto"/>
-        <w:jc w:val="both"/>
-        <w:rPr>
-          <w:rFonts w:ascii="Times New Roman" w:hAnsi="Times New Roman" w:cs="Times New Roman"/>
-          <w:b/>
-          <w:sz w:val="24"/>
-          <w:szCs w:val="24"/>
-        </w:rPr>
-      </w:pPr>
-    </w:p>
-    <w:p>
-      <w:pPr>
-        <w:spacing w:after="0" w:line="360" w:lineRule="auto"/>
-        <w:jc w:val="both"/>
-        <w:rPr>
-          <w:rFonts w:ascii="Times New Roman" w:hAnsi="Times New Roman" w:cs="Times New Roman"/>
-          <w:b/>
-          <w:sz w:val="24"/>
-          <w:szCs w:val="24"/>
-        </w:rPr>
-      </w:pPr>
-    </w:p>
-    <w:p>
-      <w:pPr>
-        <w:spacing w:after="0" w:line="360" w:lineRule="auto"/>
-        <w:jc w:val="both"/>
-        <w:rPr>
-          <w:rFonts w:ascii="Times New Roman" w:hAnsi="Times New Roman" w:cs="Times New Roman"/>
-          <w:b/>
-          <w:sz w:val="24"/>
-          <w:szCs w:val="24"/>
-        </w:rPr>
-      </w:pPr>
-    </w:p>
-    <w:p>
-      <w:pPr>
-        <w:spacing w:after="0" w:line="360" w:lineRule="auto"/>
-        <w:jc w:val="both"/>
-        <w:rPr>
-          <w:rFonts w:ascii="Times New Roman" w:hAnsi="Times New Roman" w:cs="Times New Roman"/>
-          <w:b/>
-          <w:sz w:val="24"/>
-          <w:szCs w:val="24"/>
-        </w:rPr>
-      </w:pPr>
-    </w:p>
-    <w:p>
-      <w:pPr>
-        <w:spacing w:after="0" w:line="360" w:lineRule="auto"/>
-        <w:jc w:val="both"/>
-        <w:rPr>
-          <w:rFonts w:ascii="Times New Roman" w:hAnsi="Times New Roman" w:cs="Times New Roman"/>
-          <w:b/>
-          <w:sz w:val="24"/>
-          <w:szCs w:val="24"/>
-        </w:rPr>
-      </w:pPr>
-    </w:p>
-    <w:p>
-      <w:pPr>
-        <w:spacing w:after="0" w:line="360" w:lineRule="auto"/>
-        <w:jc w:val="both"/>
-        <w:rPr>
-          <w:rFonts w:ascii="Times New Roman" w:hAnsi="Times New Roman" w:cs="Times New Roman"/>
-          <w:b/>
-          <w:sz w:val="24"/>
-          <w:szCs w:val="24"/>
-        </w:rPr>
-      </w:pPr>
-    </w:p>
-    <w:p>
-      <w:pPr>
-        <w:spacing w:after="0" w:line="360" w:lineRule="auto"/>
-        <w:jc w:val="both"/>
-        <w:rPr>
-          <w:rFonts w:ascii="Times New Roman" w:hAnsi="Times New Roman" w:cs="Times New Roman"/>
-          <w:b/>
-          <w:sz w:val="24"/>
-          <w:szCs w:val="24"/>
-        </w:rPr>
-      </w:pPr>
-    </w:p>
-    <w:p>
-      <w:pPr>
-        <w:spacing w:after="0" w:line="360" w:lineRule="auto"/>
-        <w:jc w:val="both"/>
-        <w:rPr>
-          <w:rFonts w:ascii="Times New Roman" w:hAnsi="Times New Roman" w:cs="Times New Roman"/>
-          <w:b/>
-          <w:sz w:val="24"/>
-          <w:szCs w:val="24"/>
-        </w:rPr>
-      </w:pPr>
-    </w:p>
-    <w:p>
-      <w:pPr>
-        <w:spacing w:after="0" w:line="360" w:lineRule="auto"/>
-        <w:jc w:val="both"/>
-        <w:rPr>
-          <w:rFonts w:ascii="Times New Roman" w:hAnsi="Times New Roman" w:cs="Times New Roman"/>
-          <w:b/>
-          <w:sz w:val="24"/>
-          <w:szCs w:val="24"/>
-        </w:rPr>
-      </w:pPr>
-    </w:p>
-    <w:p>
-      <w:pPr>
-        <w:spacing w:after="0" w:line="360" w:lineRule="auto"/>
-        <w:jc w:val="both"/>
-        <w:rPr>
-          <w:rFonts w:ascii="Times New Roman" w:hAnsi="Times New Roman" w:cs="Times New Roman"/>
-          <w:b/>
-          <w:sz w:val="24"/>
-          <w:szCs w:val="24"/>
-        </w:rPr>
-      </w:pPr>
-    </w:p>
-    <w:p>
-      <w:pPr>
-        <w:spacing w:after="0" w:line="360" w:lineRule="auto"/>
-        <w:outlineLvl w:val="0"/>
-        <w:rPr>
-          <w:rFonts w:ascii="Times New Roman" w:hAnsi="Times New Roman" w:cs="Times New Roman"/>
-          <w:b/>
-          <w:sz w:val="24"/>
-          <w:szCs w:val="24"/>
-        </w:rPr>
-      </w:pPr>
-    </w:p>
-    <w:p>
-      <w:pPr>
-        <w:spacing w:after="0" w:line="360" w:lineRule="auto"/>
-        <w:outlineLvl w:val="0"/>
-        <w:rPr>
-          <w:rFonts w:ascii="Times New Roman" w:hAnsi="Times New Roman" w:cs="Times New Roman"/>
-          <w:b/>
-          <w:sz w:val="24"/>
-          <w:szCs w:val="24"/>
-        </w:rPr>
-      </w:pPr>
-      <w:bookmarkStart w:id="2" w:name="_Toc205989569"/>
-      <w:r>
-        <w:rPr>
-          <w:rFonts w:ascii="Times New Roman" w:hAnsi="Times New Roman" w:cs="Times New Roman"/>
-          <w:b/>
-          <w:sz w:val="24"/>
-          <w:szCs w:val="24"/>
-        </w:rPr>
-        <w:t xml:space="preserve">2 </w:t>
-      </w:r>
-      <w:r>
-        <w:rPr>
-          <w:rFonts w:ascii="Times New Roman" w:hAnsi="Times New Roman" w:cs="Times New Roman"/>
-          <w:b/>
-          <w:sz w:val="24"/>
-          <w:szCs w:val="24"/>
-        </w:rPr>
-        <w:t>D</w:t>
-      </w:r>
-      <w:r>
-        <w:rPr>
-          <w:rFonts w:ascii="Times New Roman" w:hAnsi="Times New Roman" w:cs="Times New Roman"/>
-          <w:b/>
-          <w:sz w:val="24"/>
-          <w:szCs w:val="24"/>
-        </w:rPr>
-        <w:t>ESENVOLVIMENTO</w:t>
-      </w:r>
-      <w:bookmarkEnd w:id="2"/>
     </w:p>
     <w:p>
       <w:pPr>
@@ -2937,7 +2935,7 @@
           <w:szCs w:val="24"/>
         </w:rPr>
       </w:pPr>
-      <w:bookmarkStart w:id="3" w:name="_Toc205989570"/>
+      <w:bookmarkStart w:id="2" w:name="_Toc205989570"/>
       <w:r>
         <w:rPr>
           <w:rFonts w:ascii="Times New Roman" w:hAnsi="Times New Roman" w:cs="Times New Roman"/>
@@ -2947,7 +2945,7 @@
         </w:rPr>
         <w:t>2.1 Objetivo geral</w:t>
       </w:r>
-      <w:bookmarkEnd w:id="3"/>
+      <w:bookmarkEnd w:id="2"/>
     </w:p>
     <w:p>
       <w:pPr>
@@ -2982,7 +2980,7 @@
           <w:szCs w:val="24"/>
         </w:rPr>
       </w:pPr>
-      <w:bookmarkStart w:id="4" w:name="_Toc205989571"/>
+      <w:bookmarkStart w:id="3" w:name="_Toc205989571"/>
       <w:r>
         <w:rPr>
           <w:rFonts w:ascii="Times New Roman" w:hAnsi="Times New Roman" w:cs="Times New Roman"/>
@@ -2992,7 +2990,7 @@
         </w:rPr>
         <w:t>2.2 Objetivos específicos</w:t>
       </w:r>
-      <w:bookmarkEnd w:id="4"/>
+      <w:bookmarkEnd w:id="3"/>
     </w:p>
     <w:p>
       <w:pPr>
@@ -3363,7 +3361,7 @@
           <w:szCs w:val="24"/>
         </w:rPr>
       </w:pPr>
-      <w:bookmarkStart w:id="5" w:name="_Toc205989572"/>
+      <w:bookmarkStart w:id="4" w:name="_Toc205989572"/>
       <w:r>
         <w:rPr>
           <w:rFonts w:ascii="Times New Roman" w:hAnsi="Times New Roman" w:cs="Times New Roman"/>
@@ -3373,7 +3371,7 @@
         </w:rPr>
         <w:t>3 METODOLOGIA OU PROCEDIMENTOS METODOLÓGICOS</w:t>
       </w:r>
-      <w:bookmarkEnd w:id="5"/>
+      <w:bookmarkEnd w:id="4"/>
     </w:p>
     <w:p>
       <w:pPr>
@@ -3935,7 +3933,7 @@
           <w:szCs w:val="24"/>
         </w:rPr>
       </w:pPr>
-      <w:bookmarkStart w:id="6" w:name="_Toc205989573"/>
+      <w:bookmarkStart w:id="5" w:name="_Toc205989573"/>
       <w:r>
         <w:rPr>
           <w:rFonts w:ascii="Times New Roman" w:hAnsi="Times New Roman" w:cs="Times New Roman"/>
@@ -3945,6 +3943,183 @@
         </w:rPr>
         <w:t>4 MÉTODOS</w:t>
       </w:r>
+      <w:bookmarkEnd w:id="5"/>
+    </w:p>
+    <w:p>
+      <w:pPr>
+        <w:tabs>
+          <w:tab w:val="left" w:pos="2400"/>
+        </w:tabs>
+        <w:spacing w:after="0" w:line="360" w:lineRule="auto"/>
+        <w:ind w:firstLine="709"/>
+        <w:jc w:val="both"/>
+        <w:rPr>
+          <w:rFonts w:ascii="Times New Roman" w:hAnsi="Times New Roman" w:cs="Times New Roman"/>
+          <w:sz w:val="24"/>
+          <w:szCs w:val="24"/>
+        </w:rPr>
+      </w:pPr>
+      <w:proofErr w:type="spellStart"/>
+      <w:r>
+        <w:rPr>
+          <w:rFonts w:ascii="Times New Roman" w:hAnsi="Times New Roman" w:cs="Times New Roman"/>
+          <w:sz w:val="24"/>
+          <w:szCs w:val="24"/>
+        </w:rPr>
+        <w:t>Html</w:t>
+      </w:r>
+      <w:proofErr w:type="spellEnd"/>
+    </w:p>
+    <w:p>
+      <w:pPr>
+        <w:tabs>
+          <w:tab w:val="left" w:pos="2400"/>
+        </w:tabs>
+        <w:spacing w:after="0" w:line="360" w:lineRule="auto"/>
+        <w:ind w:firstLine="709"/>
+        <w:jc w:val="both"/>
+        <w:rPr>
+          <w:rFonts w:ascii="Times New Roman" w:hAnsi="Times New Roman" w:cs="Times New Roman"/>
+          <w:sz w:val="24"/>
+          <w:szCs w:val="24"/>
+        </w:rPr>
+      </w:pPr>
+      <w:proofErr w:type="spellStart"/>
+      <w:r>
+        <w:rPr>
+          <w:rFonts w:ascii="Times New Roman" w:hAnsi="Times New Roman" w:cs="Times New Roman"/>
+          <w:sz w:val="24"/>
+          <w:szCs w:val="24"/>
+        </w:rPr>
+        <w:t>Css</w:t>
+      </w:r>
+      <w:proofErr w:type="spellEnd"/>
+    </w:p>
+    <w:p>
+      <w:pPr>
+        <w:tabs>
+          <w:tab w:val="left" w:pos="2400"/>
+        </w:tabs>
+        <w:spacing w:after="0" w:line="360" w:lineRule="auto"/>
+        <w:ind w:firstLine="709"/>
+        <w:jc w:val="both"/>
+        <w:rPr>
+          <w:rFonts w:ascii="Times New Roman" w:hAnsi="Times New Roman" w:cs="Times New Roman"/>
+          <w:sz w:val="24"/>
+          <w:szCs w:val="24"/>
+        </w:rPr>
+      </w:pPr>
+      <w:r>
+        <w:rPr>
+          <w:rFonts w:ascii="Times New Roman" w:hAnsi="Times New Roman" w:cs="Times New Roman"/>
+          <w:sz w:val="24"/>
+          <w:szCs w:val="24"/>
+        </w:rPr>
+        <w:t>Ide</w:t>
+      </w:r>
+    </w:p>
+    <w:p>
+      <w:pPr>
+        <w:tabs>
+          <w:tab w:val="left" w:pos="2400"/>
+        </w:tabs>
+        <w:spacing w:after="0" w:line="360" w:lineRule="auto"/>
+        <w:ind w:firstLine="709"/>
+        <w:jc w:val="both"/>
+        <w:rPr>
+          <w:rFonts w:ascii="Times New Roman" w:hAnsi="Times New Roman" w:cs="Times New Roman"/>
+          <w:sz w:val="24"/>
+          <w:szCs w:val="24"/>
+        </w:rPr>
+      </w:pPr>
+      <w:r>
+        <w:rPr>
+          <w:rFonts w:ascii="Times New Roman" w:hAnsi="Times New Roman" w:cs="Times New Roman"/>
+          <w:sz w:val="24"/>
+          <w:szCs w:val="24"/>
+        </w:rPr>
+        <w:t>Visual Studio</w:t>
+      </w:r>
+    </w:p>
+    <w:p>
+      <w:pPr>
+        <w:tabs>
+          <w:tab w:val="left" w:pos="2400"/>
+        </w:tabs>
+        <w:spacing w:after="0" w:line="360" w:lineRule="auto"/>
+        <w:ind w:firstLine="709"/>
+        <w:jc w:val="both"/>
+        <w:rPr>
+          <w:rFonts w:ascii="Times New Roman" w:hAnsi="Times New Roman" w:cs="Times New Roman"/>
+          <w:sz w:val="24"/>
+          <w:szCs w:val="24"/>
+        </w:rPr>
+      </w:pPr>
+      <w:proofErr w:type="spellStart"/>
+      <w:r>
+        <w:rPr>
+          <w:rFonts w:ascii="Times New Roman" w:hAnsi="Times New Roman" w:cs="Times New Roman"/>
+          <w:sz w:val="24"/>
+          <w:szCs w:val="24"/>
+        </w:rPr>
+        <w:t>Trello</w:t>
+      </w:r>
+      <w:proofErr w:type="spellEnd"/>
+      <w:r>
+        <w:rPr>
+          <w:rFonts w:ascii="Times New Roman" w:hAnsi="Times New Roman" w:cs="Times New Roman"/>
+          <w:sz w:val="24"/>
+          <w:szCs w:val="24"/>
+        </w:rPr>
+        <w:t xml:space="preserve"> | Scrum</w:t>
+      </w:r>
+    </w:p>
+    <w:p>
+      <w:pPr>
+        <w:tabs>
+          <w:tab w:val="left" w:pos="2400"/>
+        </w:tabs>
+        <w:spacing w:after="0" w:line="360" w:lineRule="auto"/>
+        <w:ind w:firstLine="709"/>
+        <w:jc w:val="both"/>
+        <w:rPr>
+          <w:rFonts w:ascii="Times New Roman" w:hAnsi="Times New Roman" w:cs="Times New Roman"/>
+          <w:sz w:val="24"/>
+          <w:szCs w:val="24"/>
+        </w:rPr>
+      </w:pPr>
+      <w:r>
+        <w:rPr>
+          <w:rFonts w:ascii="Times New Roman" w:hAnsi="Times New Roman" w:cs="Times New Roman"/>
+          <w:sz w:val="24"/>
+          <w:szCs w:val="24"/>
+        </w:rPr>
+        <w:t>GitHub</w:t>
+      </w:r>
+    </w:p>
+    <w:p>
+      <w:pPr>
+        <w:tabs>
+          <w:tab w:val="left" w:pos="2400"/>
+        </w:tabs>
+        <w:spacing w:after="0" w:line="360" w:lineRule="auto"/>
+        <w:ind w:firstLine="709"/>
+        <w:jc w:val="both"/>
+        <w:rPr>
+          <w:rFonts w:ascii="Times New Roman" w:hAnsi="Times New Roman" w:cs="Times New Roman"/>
+          <w:sz w:val="24"/>
+          <w:szCs w:val="24"/>
+        </w:rPr>
+      </w:pPr>
+      <w:r>
+        <w:rPr>
+          <w:rFonts w:ascii="Times New Roman" w:hAnsi="Times New Roman" w:cs="Times New Roman"/>
+          <w:sz w:val="24"/>
+          <w:szCs w:val="24"/>
+        </w:rPr>
+        <w:t>Canva</w:t>
+      </w:r>
+      <w:bookmarkStart w:id="6" w:name="_GoBack"/>
       <w:bookmarkEnd w:id="6"/>
     </w:p>
     <w:p>
@@ -3969,77 +4144,7 @@
           <w:sz w:val="24"/>
           <w:szCs w:val="24"/>
         </w:rPr>
-        <w:t xml:space="preserve">Neste capítulo o(s) </w:t>
-      </w:r>
-      <w:proofErr w:type="gramStart"/>
-      <w:r>
-        <w:rPr>
-          <w:rFonts w:ascii="Times New Roman" w:hAnsi="Times New Roman" w:cs="Times New Roman"/>
-          <w:b/>
-          <w:sz w:val="24"/>
-          <w:szCs w:val="24"/>
-        </w:rPr>
-        <w:t>autor(es) devem</w:t>
-      </w:r>
-      <w:proofErr w:type="gramEnd"/>
-      <w:r>
-        <w:rPr>
-          <w:rFonts w:ascii="Times New Roman" w:hAnsi="Times New Roman" w:cs="Times New Roman"/>
-          <w:b/>
-          <w:sz w:val="24"/>
-          <w:szCs w:val="24"/>
-        </w:rPr>
-        <w:t xml:space="preserve"> apresentar as tecnologias, ferramentas</w:t>
-      </w:r>
-    </w:p>
-    <w:p>
-      <w:pPr>
-        <w:tabs>
-          <w:tab w:val="left" w:pos="2400"/>
-        </w:tabs>
-        <w:spacing w:after="0" w:line="360" w:lineRule="auto"/>
-        <w:ind w:firstLine="709"/>
-        <w:jc w:val="both"/>
-        <w:rPr>
-          <w:rFonts w:ascii="Times New Roman" w:hAnsi="Times New Roman" w:cs="Times New Roman"/>
-          <w:b/>
-          <w:sz w:val="24"/>
-          <w:szCs w:val="24"/>
-        </w:rPr>
-      </w:pPr>
-      <w:r>
-        <w:rPr>
-          <w:rFonts w:ascii="Times New Roman" w:hAnsi="Times New Roman" w:cs="Times New Roman"/>
-          <w:b/>
-          <w:sz w:val="24"/>
-          <w:szCs w:val="24"/>
-        </w:rPr>
-        <w:t>utilizadas para o desenvolvimento do projeto. Realizando pesquisas em artigos</w:t>
-      </w:r>
-    </w:p>
-    <w:p>
-      <w:pPr>
-        <w:tabs>
-          <w:tab w:val="left" w:pos="2400"/>
-        </w:tabs>
-        <w:spacing w:after="0" w:line="360" w:lineRule="auto"/>
-        <w:ind w:firstLine="709"/>
-        <w:jc w:val="both"/>
-        <w:rPr>
-          <w:rFonts w:ascii="Times New Roman" w:hAnsi="Times New Roman" w:cs="Times New Roman"/>
-          <w:b/>
-          <w:sz w:val="24"/>
-          <w:szCs w:val="24"/>
-        </w:rPr>
-      </w:pPr>
-      <w:r>
-        <w:rPr>
-          <w:rFonts w:ascii="Times New Roman" w:hAnsi="Times New Roman" w:cs="Times New Roman"/>
-          <w:b/>
-          <w:sz w:val="24"/>
-          <w:szCs w:val="24"/>
-        </w:rPr>
-        <w:t>científicos e repositórios acadêmicos para pesquisar sobre as tecnologias.</w:t>
+        <w:t>.</w:t>
       </w:r>
     </w:p>
     <w:p>
@@ -6761,7 +6866,7 @@
 </file>
 
 <file path=customXml/itemProps1.xml><?xml version="1.0" encoding="utf-8"?>
-<ds:datastoreItem xmlns:ds="http://schemas.openxmlformats.org/officeDocument/2006/customXml" ds:itemID="{6A428FD7-2ED1-452B-BE96-3875F888D01E}">
+<ds:datastoreItem xmlns:ds="http://schemas.openxmlformats.org/officeDocument/2006/customXml" ds:itemID="{BAC7F347-F480-4B33-BAF6-4DA5E711D90F}">
   <ds:schemaRefs>
     <ds:schemaRef ds:uri="http://schemas.openxmlformats.org/officeDocument/2006/bibliography"/>
   </ds:schemaRefs>
